--- a/componentes.docx
+++ b/componentes.docx
@@ -338,21 +338,7 @@
             <w:rStyle w:val="Hipervnculo"/>
             <w:lang w:val="en-US"/>
           </w:rPr>
-          <w:t>https://www.amazon.es/Ada</w:t>
-        </w:r>
-        <w:r>
-          <w:rPr>
-            <w:rStyle w:val="Hipervnculo"/>
-            <w:lang w:val="en-US"/>
-          </w:rPr>
-          <w:t>F</w:t>
-        </w:r>
-        <w:r>
-          <w:rPr>
-            <w:rStyle w:val="Hipervnculo"/>
-            <w:lang w:val="en-US"/>
-          </w:rPr>
-          <w:t>ruit-Stemma-Soil-Sensor-capacitiva/dp/B07QH7RXBL</w:t>
+          <w:t>https://www.amazon.es/AdaFruit-Stemma-Soil-Sensor-capacitiva/dp/B07QH7RXBL</w:t>
         </w:r>
       </w:hyperlink>
     </w:p>
@@ -408,24 +394,15 @@
           <w:rPr>
             <w:rStyle w:val="Hipervnculo"/>
           </w:rPr>
-          <w:t>https://www.amazon.es/</w:t>
-        </w:r>
-        <w:r>
-          <w:rPr>
-            <w:rStyle w:val="Hipervnculo"/>
-          </w:rPr>
-          <w:t>A</w:t>
-        </w:r>
-        <w:r>
-          <w:rPr>
-            <w:rStyle w:val="Hipervnculo"/>
-          </w:rPr>
-          <w:t>dafruit-BH1750-Sensor-STEMMA-Qwiic/dp/B08GXXPDCF</w:t>
+          <w:t>https://www.amazon.es/Adafruit-BH1750-Sensor-STEMMA-Qwiic/dp/B08GXXPDCF</w:t>
         </w:r>
       </w:hyperlink>
     </w:p>
     <w:p/>
     <w:p>
+      <w:r>
+        <w:t xml:space="preserve">Sensor </w:t>
+      </w:r>
       <w:r>
         <w:t>BME 280</w:t>
       </w:r>
@@ -477,7 +454,19 @@
           <w:rPr>
             <w:rStyle w:val="Hipervnculo"/>
           </w:rPr>
-          <w:t>https://www.amazon.es/DAOKAI-conversor-Downloader-actualizaci%C3%B3n-conectando/dp/B0D5LK1DP1/ref=sr_1_5_sspa?dib=eyJ2IjoiMSJ9.iL52XmYFYzAUNrobZRUcrsnsUnqZRwZA6oZp9z7X_owPw9W1cpQe6nkfr6l-SO7tsuUgdlNsmzxRoN14Ao7lafCF0OtT2-mdcOUnTBag2gwJQeq8Lvpd18FyGS1cECVuO77PEk_tY1NrP_6KTPadq0Rs3oyXVvTrQI8TmwxzS7ctVE9qnnkzHRAezZzxroaStk0W4uxQ3FcTh-lV0Nzs4HmW2SyQN6hBe2xB5zrk-z8xz_W3ayB_QQiO-I8WmueIcbMLlFWQkJH7ebv3ebUT0cOxPy7CQXUzG_-1FNCZtpA.PPmH9fXBQPlZwBr7lO9kZmykH28bsWIbsgLktzSAmO8&amp;dib_tag=se&amp;keywords=UART&amp;qid=1763724989&amp;sr=8-5-spons&amp;aref=n0nE6UOkJ4&amp;sp_csd=d2lkZ2V0TmFtZT1zcF9hdGY&amp;psc=1</w:t>
+          <w:t>https://www.amazon.es/DAOKAI-conversor-Downloader-actualizaci%C3%B3n-conectando/dp/B0D5LK1DP1/ref=sr_1_5_sspa?dib=eyJ2IjoiMSJ9.iL52XmYFYzAUNrobZRUcrsnsUnqZRwZA6oZp</w:t>
+        </w:r>
+        <w:r>
+          <w:rPr>
+            <w:rStyle w:val="Hipervnculo"/>
+          </w:rPr>
+          <w:t>9</w:t>
+        </w:r>
+        <w:r>
+          <w:rPr>
+            <w:rStyle w:val="Hipervnculo"/>
+          </w:rPr>
+          <w:t>z7X_owPw9W1cpQe6nkfr6l-SO7tsuUgdlNsmzxRoN14Ao7lafCF0OtT2-mdcOUnTBag2gwJQeq8Lvpd18FyGS1cECVuO77PEk_tY1NrP_6KTPadq0Rs3oyXVvTrQI8TmwxzS7ctVE9qnnkzHRAezZzxroaStk0W4uxQ3FcTh-lV0Nzs4HmW2SyQN6hBe2xB5zrk-z8xz_W3ayB_QQiO-I8WmueIcbMLlFWQkJH7ebv3ebUT0cOxPy7CQXUzG_-1FNCZtpA.PPmH9fXBQPlZwBr7lO9kZmykH28bsWIbsgLktzSAmO8&amp;dib_tag=se&amp;keywords=UART&amp;qid=1763724989&amp;sr=8-5-spons&amp;aref=n0nE6UOkJ4&amp;sp_csd=d2lkZ2V0TmFtZT1zcF9hdGY&amp;psc=1</w:t>
         </w:r>
       </w:hyperlink>
     </w:p>
